--- a/facilitator-guide-adr.docx
+++ b/facilitator-guide-adr.docx
@@ -902,6 +902,142 @@
       </w:r>
       <w:r>
         <w:t xml:space="preserve"> shows who can swarm. Bring the results to retrospectives and the Team Health Check.</w:t>
+      </w:r>
+    </w:p>
+    <w:p>
+      <w:pPr>
+        <w:pStyle w:val="Heading1"/>
+      </w:pPr>
+      <w:r>
+        <w:t xml:space="preserve">Recreate it in your whiteboard</w:t>
+      </w:r>
+    </w:p>
+    <w:p>
+      <w:pPr>
+        <w:pStyle w:val="Small"/>
+      </w:pPr>
+      <w:r>
+        <w:t xml:space="preserve">Paste this into your whiteboard's AI assistant (for example Miro AI or Atlassian Rovo) or a general assistant, to get an editable, native version of the board. Results vary by tool, so expect to tidy it up. For an exact copy, import the SVG as a locked background instead.</w:t>
+      </w:r>
+    </w:p>
+    <w:p>
+      <w:r>
+        <w:t xml:space="preserve">Create an editable whiteboard for “Architecture Decision Record”, a workshop board.</w:t>
+      </w:r>
+    </w:p>
+    <w:p>
+      <w:r>
+        <w:t xml:space="preserve">Purpose: Record an important technical decision: its context, the options you considered, what you chose, and the trade-offs.</w:t>
+      </w:r>
+    </w:p>
+    <w:p>
+      <w:r>
+        <w:t xml:space="preserve">Layout: a wide landscape board (about 16:11). Make one frame per section below, placed as described. In each frame, add the section name as a heading, then its content as short text labels or empty fields to fill in. Leave space in each frame for sticky notes. Use the header colour given. Keep the wording as written and don't add extra content.</w:t>
+      </w:r>
+    </w:p>
+    <w:p>
+      <w:r>
+        <w:t xml:space="preserve">Header fields to fill in: Adr Number, Date</w:t>
+      </w:r>
+    </w:p>
+    <w:p>
+      <w:r>
+        <w:t xml:space="preserve">Sections:</w:t>
+      </w:r>
+    </w:p>
+    <w:p>
+      <w:r>
+        <w:t xml:space="preserve">1. Title &amp; Status: top full width, about 100% wide and 15% tall; header colour slate grey.</w:t>
+      </w:r>
+    </w:p>
+    <w:p>
+      <w:r>
+        <w:t xml:space="preserve">   Subtitle: One decision per record</w:t>
+      </w:r>
+    </w:p>
+    <w:p>
+      <w:r>
+        <w:t xml:space="preserve">   Content: Title (short, e.g. “Use event queues for order updates”): · Deciders: · Status: · Proposed · Accepted · Rejected · Deprecated · Superseded by ADR #</w:t>
+      </w:r>
+    </w:p>
+    <w:p>
+      <w:r>
+        <w:t xml:space="preserve">2. Context: top left, about 50% wide and 35% tall; header colour blue.</w:t>
+      </w:r>
+    </w:p>
+    <w:p>
+      <w:r>
+        <w:t xml:space="preserve">   Subtitle: What forces are at play?</w:t>
+      </w:r>
+    </w:p>
+    <w:p>
+      <w:r>
+        <w:t xml:space="preserve">   Content: The problem, the constraints, and why a decision is needed now</w:t>
+      </w:r>
+    </w:p>
+    <w:p>
+      <w:r>
+        <w:t xml:space="preserve">3. Decision Drivers: top right, about 50% wide and 35% tall; header colour purple.</w:t>
+      </w:r>
+    </w:p>
+    <w:p>
+      <w:r>
+        <w:t xml:space="preserve">   Subtitle: What matters most</w:t>
+      </w:r>
+    </w:p>
+    <w:p>
+      <w:r>
+        <w:t xml:space="preserve">   Content: e.g. cost, performance, team skills, time to market, security, reversibility</w:t>
+      </w:r>
+    </w:p>
+    <w:p>
+      <w:r>
+        <w:t xml:space="preserve">4. Options Considered: middle full width, about 100% wide and 30% tall; header colour orange.</w:t>
+      </w:r>
+    </w:p>
+    <w:p>
+      <w:r>
+        <w:t xml:space="preserve">   Subtitle: At least two, including “do nothing”</w:t>
+      </w:r>
+    </w:p>
+    <w:p>
+      <w:r>
+        <w:t xml:space="preserve">   Content: Option: · Pros: · Cons: · Effort / cost: · Chosen?</w:t>
+      </w:r>
+    </w:p>
+    <w:p>
+      <w:r>
+        <w:t xml:space="preserve">5. Decision: bottom left, about 50% wide and 15% tall; header colour dark green.</w:t>
+      </w:r>
+    </w:p>
+    <w:p>
+      <w:r>
+        <w:t xml:space="preserve">   Content: We will…</w:t>
+      </w:r>
+    </w:p>
+    <w:p>
+      <w:r>
+        <w:t xml:space="preserve">6. Consequences: bottom right, about 50% wide and 15% tall; header colour amber.</w:t>
+      </w:r>
+    </w:p>
+    <w:p>
+      <w:r>
+        <w:t xml:space="preserve">   Subtitle: What becomes easier, and harder</w:t>
+      </w:r>
+    </w:p>
+    <w:p>
+      <w:r>
+        <w:t xml:space="preserve">   Content: Easier / good · Harder / trade-offs</w:t>
+      </w:r>
+    </w:p>
+    <w:p>
+      <w:r>
+        <w:t xml:space="preserve">Footer questions: “Will someone joining next year understand why we did this?” “What would make us revisit this decision?”</w:t>
+      </w:r>
+    </w:p>
+    <w:p>
+      <w:r>
+        <w:t xml:space="preserve">Original board for reference: https://eparker71.github.io/agile-ways-of-working/adr-board.html</w:t>
       </w:r>
     </w:p>
     <w:p>

--- a/facilitator-guide-adr.docx
+++ b/facilitator-guide-adr.docx
@@ -253,7 +253,7 @@
         </w:numPr>
       </w:pPr>
       <w:r>
-        <w:t xml:space="preserve">Print the board at A3, or copy the structure into a Markdown file in your repository</w:t>
+        <w:t xml:space="preserve">Print the board at A3 or 11×17, or copy the structure into a Markdown file in your repository</w:t>
       </w:r>
     </w:p>
     <w:p>

--- a/facilitator-guide-adr.docx
+++ b/facilitator-guide-adr.docx
@@ -937,7 +937,7 @@
     </w:p>
     <w:p>
       <w:r>
-        <w:t xml:space="preserve">Header fields to fill in: Adr Number, Date</w:t>
+        <w:t xml:space="preserve">Header fields to fill in: ADR Number, Date</w:t>
       </w:r>
     </w:p>
     <w:p>
